--- a/docs/originais/TGPSI24_AfonsoEliseu_YGOShop_RelatórioDeEntrega.docx
+++ b/docs/originais/TGPSI24_AfonsoEliseu_YGOShop_RelatórioDeEntrega.docx
@@ -1,6 +1,6 @@
 
 <file path=word/document.xml><?xml version="1.0" encoding="utf-8"?>
-<w:document xmlns:wpc="http://schemas.microsoft.com/office/word/2010/wordprocessingCanvas" xmlns:cx="http://schemas.microsoft.com/office/drawing/2014/chartex" xmlns:cx1="http://schemas.microsoft.com/office/drawing/2015/9/8/chartex" xmlns:cx2="http://schemas.microsoft.com/office/drawing/2015/10/21/chartex" xmlns:cx3="http://schemas.microsoft.com/office/drawing/2016/5/9/chartex" xmlns:cx4="http://schemas.microsoft.com/office/drawing/2016/5/10/chartex" xmlns:cx5="http://schemas.microsoft.com/office/drawing/2016/5/11/chartex" xmlns:cx6="http://schemas.microsoft.com/office/drawing/2016/5/12/chartex" xmlns:cx7="http://schemas.microsoft.com/office/drawing/2016/5/13/chartex" xmlns:cx8="http://schemas.microsoft.com/office/drawing/2016/5/14/chartex" xmlns:mc="http://schemas.openxmlformats.org/markup-compatibility/2006" xmlns:aink="http://schemas.microsoft.com/office/drawing/2016/ink" xmlns:am3d="http://schemas.microsoft.com/office/drawing/2017/model3d" xmlns:o="urn:schemas-microsoft-com:office:office" xmlns:r="http://schemas.openxmlformats.org/officeDocument/2006/relationships" xmlns:m="http://schemas.openxmlformats.org/officeDocument/2006/math" xmlns:v="urn:schemas-microsoft-com:vml" xmlns:wp14="http://schemas.microsoft.com/office/word/2010/wordprocessingDrawing" xmlns:wp="http://schemas.openxmlformats.org/drawingml/2006/wordprocessingDrawing" xmlns:w10="urn:schemas-microsoft-com:office:word" xmlns:w="http://schemas.openxmlformats.org/wordprocessingml/2006/main" xmlns:w14="http://schemas.microsoft.com/office/word/2010/wordml" xmlns:w15="http://schemas.microsoft.com/office/word/2012/wordml" xmlns:w16cex="http://schemas.microsoft.com/office/word/2018/wordml/cex" xmlns:w16cid="http://schemas.microsoft.com/office/word/2016/wordml/cid" xmlns:w16="http://schemas.microsoft.com/office/word/2018/wordml" xmlns:w16sdtdh="http://schemas.microsoft.com/office/word/2020/wordml/sdtdatahash" xmlns:w16se="http://schemas.microsoft.com/office/word/2015/wordml/symex" xmlns:wpg="http://schemas.microsoft.com/office/word/2010/wordprocessingGroup" xmlns:wpi="http://schemas.microsoft.com/office/word/2010/wordprocessingInk" xmlns:wne="http://schemas.microsoft.com/office/word/2006/wordml" xmlns:wps="http://schemas.microsoft.com/office/word/2010/wordprocessingShape" mc:Ignorable="w14 w15 w16se w16cid w16 w16cex w16sdtdh wp14">
+<w:document xmlns:wpc="http://schemas.microsoft.com/office/word/2010/wordprocessingCanvas" xmlns:cx="http://schemas.microsoft.com/office/drawing/2014/chartex" xmlns:cx1="http://schemas.microsoft.com/office/drawing/2015/9/8/chartex" xmlns:cx2="http://schemas.microsoft.com/office/drawing/2015/10/21/chartex" xmlns:cx3="http://schemas.microsoft.com/office/drawing/2016/5/9/chartex" xmlns:cx4="http://schemas.microsoft.com/office/drawing/2016/5/10/chartex" xmlns:cx5="http://schemas.microsoft.com/office/drawing/2016/5/11/chartex" xmlns:cx6="http://schemas.microsoft.com/office/drawing/2016/5/12/chartex" xmlns:cx7="http://schemas.microsoft.com/office/drawing/2016/5/13/chartex" xmlns:cx8="http://schemas.microsoft.com/office/drawing/2016/5/14/chartex" xmlns:mc="http://schemas.openxmlformats.org/markup-compatibility/2006" xmlns:aink="http://schemas.microsoft.com/office/drawing/2016/ink" xmlns:am3d="http://schemas.microsoft.com/office/drawing/2017/model3d" xmlns:o="urn:schemas-microsoft-com:office:office" xmlns:oel="http://schemas.microsoft.com/office/2019/extlst" xmlns:r="http://schemas.openxmlformats.org/officeDocument/2006/relationships" xmlns:m="http://schemas.openxmlformats.org/officeDocument/2006/math" xmlns:v="urn:schemas-microsoft-com:vml" xmlns:wp14="http://schemas.microsoft.com/office/word/2010/wordprocessingDrawing" xmlns:wp="http://schemas.openxmlformats.org/drawingml/2006/wordprocessingDrawing" xmlns:w10="urn:schemas-microsoft-com:office:word" xmlns:w="http://schemas.openxmlformats.org/wordprocessingml/2006/main" xmlns:w14="http://schemas.microsoft.com/office/word/2010/wordml" xmlns:w15="http://schemas.microsoft.com/office/word/2012/wordml" xmlns:w16cex="http://schemas.microsoft.com/office/word/2018/wordml/cex" xmlns:w16cid="http://schemas.microsoft.com/office/word/2016/wordml/cid" xmlns:w16="http://schemas.microsoft.com/office/word/2018/wordml" xmlns:w16du="http://schemas.microsoft.com/office/word/2023/wordml/word16du" xmlns:w16sdtdh="http://schemas.microsoft.com/office/word/2020/wordml/sdtdatahash" xmlns:w16sdtfl="http://schemas.microsoft.com/office/word/2024/wordml/sdtformatlock" xmlns:w16se="http://schemas.microsoft.com/office/word/2015/wordml/symex" xmlns:wpg="http://schemas.microsoft.com/office/word/2010/wordprocessingGroup" xmlns:wpi="http://schemas.microsoft.com/office/word/2010/wordprocessingInk" xmlns:wne="http://schemas.microsoft.com/office/word/2006/wordml" xmlns:wps="http://schemas.microsoft.com/office/word/2010/wordprocessingShape" mc:Ignorable="w14 w15 w16se w16cid w16 w16cex w16sdtdh w16sdtfl w16du wp14">
   <w:body>
     <w:p>
       <w:pPr>
@@ -112,7 +112,6 @@
           <w:szCs w:val="72"/>
         </w:rPr>
       </w:pPr>
-      <w:proofErr w:type="spellStart"/>
       <w:r>
         <w:rPr>
           <w:rFonts w:ascii="Times New Roman" w:hAnsi="Times New Roman" w:cs="Times New Roman"/>
@@ -123,7 +122,6 @@
         </w:rPr>
         <w:t>YGOShop</w:t>
       </w:r>
-      <w:proofErr w:type="spellEnd"/>
     </w:p>
     <w:p>
       <w:pPr>
@@ -350,7 +348,7 @@
     </w:p>
     <w:p>
       <w:pPr>
-        <w:pStyle w:val="PargrafodaLista"/>
+        <w:pStyle w:val="ListParagraph"/>
         <w:numPr>
           <w:ilvl w:val="0"/>
           <w:numId w:val="1"/>
@@ -405,7 +403,7 @@
     </w:p>
     <w:p>
       <w:pPr>
-        <w:pStyle w:val="PargrafodaLista"/>
+        <w:pStyle w:val="ListParagraph"/>
         <w:numPr>
           <w:ilvl w:val="0"/>
           <w:numId w:val="1"/>
@@ -444,7 +442,7 @@
     </w:p>
     <w:p>
       <w:pPr>
-        <w:pStyle w:val="PargrafodaLista"/>
+        <w:pStyle w:val="ListParagraph"/>
         <w:numPr>
           <w:ilvl w:val="0"/>
           <w:numId w:val="1"/>
@@ -491,7 +489,7 @@
     </w:p>
     <w:p>
       <w:pPr>
-        <w:pStyle w:val="PargrafodaLista"/>
+        <w:pStyle w:val="ListParagraph"/>
         <w:numPr>
           <w:ilvl w:val="0"/>
           <w:numId w:val="1"/>
@@ -529,7 +527,7 @@
     </w:p>
     <w:p>
       <w:pPr>
-        <w:pStyle w:val="PargrafodaLista"/>
+        <w:pStyle w:val="ListParagraph"/>
         <w:rPr>
           <w:rFonts w:ascii="Times New Roman" w:hAnsi="Times New Roman" w:cs="Times New Roman"/>
           <w:sz w:val="36"/>
@@ -539,7 +537,7 @@
     </w:p>
     <w:p>
       <w:pPr>
-        <w:pStyle w:val="PargrafodaLista"/>
+        <w:pStyle w:val="ListParagraph"/>
         <w:numPr>
           <w:ilvl w:val="0"/>
           <w:numId w:val="1"/>
@@ -648,41 +646,13 @@
         </w:rPr>
         <w:t xml:space="preserve">O projeto tem como objetivo servir como uma loja online onde utilizadores podem comprar e vender cartas de </w:t>
       </w:r>
-      <w:proofErr w:type="spellStart"/>
-      <w:r>
-        <w:rPr>
-          <w:rFonts w:ascii="Times New Roman" w:hAnsi="Times New Roman" w:cs="Times New Roman"/>
-          <w:sz w:val="32"/>
-          <w:szCs w:val="32"/>
-        </w:rPr>
-        <w:t>Yu</w:t>
-      </w:r>
-      <w:proofErr w:type="spellEnd"/>
-      <w:r>
-        <w:rPr>
-          <w:rFonts w:ascii="Times New Roman" w:hAnsi="Times New Roman" w:cs="Times New Roman"/>
-          <w:sz w:val="32"/>
-          <w:szCs w:val="32"/>
-        </w:rPr>
-        <w:t>-</w:t>
-      </w:r>
-      <w:proofErr w:type="spellStart"/>
-      <w:r>
-        <w:rPr>
-          <w:rFonts w:ascii="Times New Roman" w:hAnsi="Times New Roman" w:cs="Times New Roman"/>
-          <w:sz w:val="32"/>
-          <w:szCs w:val="32"/>
-        </w:rPr>
-        <w:t>Gi</w:t>
-      </w:r>
-      <w:proofErr w:type="spellEnd"/>
-      <w:r>
-        <w:rPr>
-          <w:rFonts w:ascii="Times New Roman" w:hAnsi="Times New Roman" w:cs="Times New Roman"/>
-          <w:sz w:val="32"/>
-          <w:szCs w:val="32"/>
-        </w:rPr>
-        <w:t>-Oh entre si</w:t>
+      <w:r>
+        <w:rPr>
+          <w:rFonts w:ascii="Times New Roman" w:hAnsi="Times New Roman" w:cs="Times New Roman"/>
+          <w:sz w:val="32"/>
+          <w:szCs w:val="32"/>
+        </w:rPr>
+        <w:t>Yu-Gi-Oh entre si</w:t>
       </w:r>
       <w:r>
         <w:rPr>
@@ -780,25 +750,7 @@
           <w:sz w:val="32"/>
           <w:szCs w:val="32"/>
         </w:rPr>
-        <w:t>(</w:t>
-      </w:r>
-      <w:proofErr w:type="spellStart"/>
-      <w:r>
-        <w:rPr>
-          <w:rFonts w:ascii="Times New Roman" w:hAnsi="Times New Roman" w:cs="Times New Roman"/>
-          <w:sz w:val="32"/>
-          <w:szCs w:val="32"/>
-        </w:rPr>
-        <w:t>cardmarket</w:t>
-      </w:r>
-      <w:proofErr w:type="spellEnd"/>
-      <w:r>
-        <w:rPr>
-          <w:rFonts w:ascii="Times New Roman" w:hAnsi="Times New Roman" w:cs="Times New Roman"/>
-          <w:sz w:val="32"/>
-          <w:szCs w:val="32"/>
-        </w:rPr>
-        <w:t xml:space="preserve">) não possui tantos filtros </w:t>
+        <w:t xml:space="preserve">(cardmarket) não possui tantos filtros </w:t>
       </w:r>
       <w:r>
         <w:rPr>
@@ -976,7 +928,6 @@
         </w:rPr>
         <w:t xml:space="preserve">O projeto tem como objetivo servir como um lugar para que colecionadores ou jogadores de </w:t>
       </w:r>
-      <w:proofErr w:type="spellStart"/>
       <w:r>
         <w:rPr>
           <w:rFonts w:ascii="Times New Roman" w:hAnsi="Times New Roman" w:cs="Times New Roman"/>
@@ -993,23 +944,13 @@
         </w:rPr>
         <w:t>u</w:t>
       </w:r>
-      <w:proofErr w:type="spellEnd"/>
-      <w:r>
-        <w:rPr>
-          <w:rFonts w:ascii="Times New Roman" w:hAnsi="Times New Roman" w:cs="Times New Roman"/>
-          <w:sz w:val="32"/>
-          <w:szCs w:val="32"/>
-        </w:rPr>
-        <w:t>-</w:t>
-      </w:r>
-      <w:proofErr w:type="spellStart"/>
-      <w:r>
-        <w:rPr>
-          <w:rFonts w:ascii="Times New Roman" w:hAnsi="Times New Roman" w:cs="Times New Roman"/>
-          <w:sz w:val="32"/>
-          <w:szCs w:val="32"/>
-        </w:rPr>
-        <w:t>G</w:t>
+      <w:r>
+        <w:rPr>
+          <w:rFonts w:ascii="Times New Roman" w:hAnsi="Times New Roman" w:cs="Times New Roman"/>
+          <w:sz w:val="32"/>
+          <w:szCs w:val="32"/>
+        </w:rPr>
+        <w:t>-G</w:t>
       </w:r>
       <w:r>
         <w:rPr>
@@ -1019,7 +960,6 @@
         </w:rPr>
         <w:t>i</w:t>
       </w:r>
-      <w:proofErr w:type="spellEnd"/>
       <w:r>
         <w:rPr>
           <w:rFonts w:ascii="Times New Roman" w:hAnsi="Times New Roman" w:cs="Times New Roman"/>
@@ -1225,25 +1165,7 @@
           <w:sz w:val="32"/>
           <w:szCs w:val="32"/>
         </w:rPr>
-        <w:t xml:space="preserve">tipo de monstro, </w:t>
-      </w:r>
-      <w:proofErr w:type="gramStart"/>
-      <w:r>
-        <w:rPr>
-          <w:rFonts w:ascii="Times New Roman" w:hAnsi="Times New Roman" w:cs="Times New Roman"/>
-          <w:sz w:val="32"/>
-          <w:szCs w:val="32"/>
-        </w:rPr>
-        <w:t>feitiço armadilha</w:t>
-      </w:r>
-      <w:proofErr w:type="gramEnd"/>
-      <w:r>
-        <w:rPr>
-          <w:rFonts w:ascii="Times New Roman" w:hAnsi="Times New Roman" w:cs="Times New Roman"/>
-          <w:sz w:val="32"/>
-          <w:szCs w:val="32"/>
-        </w:rPr>
-        <w:t xml:space="preserve"> entre outros).</w:t>
+        <w:t>tipo de monstro, feitiço armadilha entre outros).</w:t>
       </w:r>
     </w:p>
     <w:p>
@@ -1822,6 +1744,7 @@
       <w:r>
         <w:rPr>
           <w:rFonts w:ascii="Times New Roman" w:eastAsia="Times New Roman" w:hAnsi="Times New Roman" w:cs="Times New Roman"/>
+          <w:noProof/>
           <w:sz w:val="24"/>
           <w:szCs w:val="24"/>
           <w:lang w:eastAsia="pt-PT"/>
@@ -1884,6 +1807,22 @@
         <w:lastRenderedPageBreak/>
         <w:t>Link para vídeo do Youtube:</w:t>
       </w:r>
+      <w:r>
+        <w:rPr>
+          <w:rFonts w:ascii="Times New Roman" w:hAnsi="Times New Roman" w:cs="Times New Roman"/>
+          <w:sz w:val="32"/>
+          <w:szCs w:val="32"/>
+        </w:rPr>
+        <w:t xml:space="preserve"> </w:t>
+      </w:r>
+      <w:r>
+        <w:rPr>
+          <w:rFonts w:ascii="Times New Roman" w:hAnsi="Times New Roman" w:cs="Times New Roman"/>
+          <w:sz w:val="32"/>
+          <w:szCs w:val="32"/>
+        </w:rPr>
+        <w:t>https://youtu.be/k6LWgJ6Miv4</w:t>
+      </w:r>
     </w:p>
     <w:sectPr>
       <w:pgSz w:w="11906" w:h="16838"/>
@@ -1896,7 +1835,7 @@
 </file>
 
 <file path=word/numbering.xml><?xml version="1.0" encoding="utf-8"?>
-<w:numbering xmlns:wpc="http://schemas.microsoft.com/office/word/2010/wordprocessingCanvas" xmlns:cx="http://schemas.microsoft.com/office/drawing/2014/chartex" xmlns:cx1="http://schemas.microsoft.com/office/drawing/2015/9/8/chartex" xmlns:cx2="http://schemas.microsoft.com/office/drawing/2015/10/21/chartex" xmlns:cx3="http://schemas.microsoft.com/office/drawing/2016/5/9/chartex" xmlns:cx4="http://schemas.microsoft.com/office/drawing/2016/5/10/chartex" xmlns:cx5="http://schemas.microsoft.com/office/drawing/2016/5/11/chartex" xmlns:cx6="http://schemas.microsoft.com/office/drawing/2016/5/12/chartex" xmlns:cx7="http://schemas.microsoft.com/office/drawing/2016/5/13/chartex" xmlns:cx8="http://schemas.microsoft.com/office/drawing/2016/5/14/chartex" xmlns:mc="http://schemas.openxmlformats.org/markup-compatibility/2006" xmlns:aink="http://schemas.microsoft.com/office/drawing/2016/ink" xmlns:am3d="http://schemas.microsoft.com/office/drawing/2017/model3d" xmlns:o="urn:schemas-microsoft-com:office:office" xmlns:r="http://schemas.openxmlformats.org/officeDocument/2006/relationships" xmlns:m="http://schemas.openxmlformats.org/officeDocument/2006/math" xmlns:v="urn:schemas-microsoft-com:vml" xmlns:wp14="http://schemas.microsoft.com/office/word/2010/wordprocessingDrawing" xmlns:wp="http://schemas.openxmlformats.org/drawingml/2006/wordprocessingDrawing" xmlns:w10="urn:schemas-microsoft-com:office:word" xmlns:w="http://schemas.openxmlformats.org/wordprocessingml/2006/main" xmlns:w14="http://schemas.microsoft.com/office/word/2010/wordml" xmlns:w15="http://schemas.microsoft.com/office/word/2012/wordml" xmlns:w16cex="http://schemas.microsoft.com/office/word/2018/wordml/cex" xmlns:w16cid="http://schemas.microsoft.com/office/word/2016/wordml/cid" xmlns:w16="http://schemas.microsoft.com/office/word/2018/wordml" xmlns:w16sdtdh="http://schemas.microsoft.com/office/word/2020/wordml/sdtdatahash" xmlns:w16se="http://schemas.microsoft.com/office/word/2015/wordml/symex" xmlns:wpg="http://schemas.microsoft.com/office/word/2010/wordprocessingGroup" xmlns:wpi="http://schemas.microsoft.com/office/word/2010/wordprocessingInk" xmlns:wne="http://schemas.microsoft.com/office/word/2006/wordml" xmlns:wps="http://schemas.microsoft.com/office/word/2010/wordprocessingShape" mc:Ignorable="w14 w15 w16se w16cid w16 w16cex w16sdtdh wp14">
+<w:numbering xmlns:wpc="http://schemas.microsoft.com/office/word/2010/wordprocessingCanvas" xmlns:cx="http://schemas.microsoft.com/office/drawing/2014/chartex" xmlns:cx1="http://schemas.microsoft.com/office/drawing/2015/9/8/chartex" xmlns:cx2="http://schemas.microsoft.com/office/drawing/2015/10/21/chartex" xmlns:cx3="http://schemas.microsoft.com/office/drawing/2016/5/9/chartex" xmlns:cx4="http://schemas.microsoft.com/office/drawing/2016/5/10/chartex" xmlns:cx5="http://schemas.microsoft.com/office/drawing/2016/5/11/chartex" xmlns:cx6="http://schemas.microsoft.com/office/drawing/2016/5/12/chartex" xmlns:cx7="http://schemas.microsoft.com/office/drawing/2016/5/13/chartex" xmlns:cx8="http://schemas.microsoft.com/office/drawing/2016/5/14/chartex" xmlns:mc="http://schemas.openxmlformats.org/markup-compatibility/2006" xmlns:aink="http://schemas.microsoft.com/office/drawing/2016/ink" xmlns:am3d="http://schemas.microsoft.com/office/drawing/2017/model3d" xmlns:o="urn:schemas-microsoft-com:office:office" xmlns:oel="http://schemas.microsoft.com/office/2019/extlst" xmlns:r="http://schemas.openxmlformats.org/officeDocument/2006/relationships" xmlns:m="http://schemas.openxmlformats.org/officeDocument/2006/math" xmlns:v="urn:schemas-microsoft-com:vml" xmlns:wp14="http://schemas.microsoft.com/office/word/2010/wordprocessingDrawing" xmlns:wp="http://schemas.openxmlformats.org/drawingml/2006/wordprocessingDrawing" xmlns:w10="urn:schemas-microsoft-com:office:word" xmlns:w="http://schemas.openxmlformats.org/wordprocessingml/2006/main" xmlns:w14="http://schemas.microsoft.com/office/word/2010/wordml" xmlns:w15="http://schemas.microsoft.com/office/word/2012/wordml" xmlns:w16cex="http://schemas.microsoft.com/office/word/2018/wordml/cex" xmlns:w16cid="http://schemas.microsoft.com/office/word/2016/wordml/cid" xmlns:w16="http://schemas.microsoft.com/office/word/2018/wordml" xmlns:w16du="http://schemas.microsoft.com/office/word/2023/wordml/word16du" xmlns:w16sdtdh="http://schemas.microsoft.com/office/word/2020/wordml/sdtdatahash" xmlns:w16sdtfl="http://schemas.microsoft.com/office/word/2024/wordml/sdtformatlock" xmlns:w16se="http://schemas.microsoft.com/office/word/2015/wordml/symex" xmlns:wpg="http://schemas.microsoft.com/office/word/2010/wordprocessingGroup" xmlns:wpi="http://schemas.microsoft.com/office/word/2010/wordprocessingInk" xmlns:wne="http://schemas.microsoft.com/office/word/2006/wordml" xmlns:wps="http://schemas.microsoft.com/office/word/2010/wordprocessingShape" mc:Ignorable="w14 w15 w16se w16cid w16 w16cex w16sdtdh w16sdtfl w16du wp14">
   <w:abstractNum w:abstractNumId="0" w15:restartNumberingAfterBreak="0">
     <w:nsid w:val="578D0772"/>
     <w:multiLevelType w:val="hybridMultilevel"/>
@@ -2010,14 +1949,14 @@
       </w:rPr>
     </w:lvl>
   </w:abstractNum>
-  <w:num w:numId="1">
+  <w:num w:numId="1" w16cid:durableId="36855730">
     <w:abstractNumId w:val="0"/>
   </w:num>
 </w:numbering>
 </file>
 
 <file path=word/styles.xml><?xml version="1.0" encoding="utf-8"?>
-<w:styles xmlns:mc="http://schemas.openxmlformats.org/markup-compatibility/2006" xmlns:r="http://schemas.openxmlformats.org/officeDocument/2006/relationships" xmlns:w="http://schemas.openxmlformats.org/wordprocessingml/2006/main" xmlns:w14="http://schemas.microsoft.com/office/word/2010/wordml" xmlns:w15="http://schemas.microsoft.com/office/word/2012/wordml" xmlns:w16cex="http://schemas.microsoft.com/office/word/2018/wordml/cex" xmlns:w16cid="http://schemas.microsoft.com/office/word/2016/wordml/cid" xmlns:w16="http://schemas.microsoft.com/office/word/2018/wordml" xmlns:w16sdtdh="http://schemas.microsoft.com/office/word/2020/wordml/sdtdatahash" xmlns:w16se="http://schemas.microsoft.com/office/word/2015/wordml/symex" mc:Ignorable="w14 w15 w16se w16cid w16 w16cex w16sdtdh">
+<w:styles xmlns:mc="http://schemas.openxmlformats.org/markup-compatibility/2006" xmlns:r="http://schemas.openxmlformats.org/officeDocument/2006/relationships" xmlns:w="http://schemas.openxmlformats.org/wordprocessingml/2006/main" xmlns:w14="http://schemas.microsoft.com/office/word/2010/wordml" xmlns:w15="http://schemas.microsoft.com/office/word/2012/wordml" xmlns:w16cex="http://schemas.microsoft.com/office/word/2018/wordml/cex" xmlns:w16cid="http://schemas.microsoft.com/office/word/2016/wordml/cid" xmlns:w16="http://schemas.microsoft.com/office/word/2018/wordml" xmlns:w16du="http://schemas.microsoft.com/office/word/2023/wordml/word16du" xmlns:w16sdtdh="http://schemas.microsoft.com/office/word/2020/wordml/sdtdatahash" xmlns:w16sdtfl="http://schemas.microsoft.com/office/word/2024/wordml/sdtformatlock" xmlns:w16se="http://schemas.microsoft.com/office/word/2015/wordml/symex" mc:Ignorable="w14 w15 w16se w16cid w16 w16cex w16sdtdh w16sdtfl w16du">
   <w:docDefaults>
     <w:rPrDefault>
       <w:rPr>
@@ -2415,13 +2354,13 @@
     <w:name w:val="Normal"/>
     <w:qFormat/>
   </w:style>
-  <w:style w:type="character" w:default="1" w:styleId="Tipodeletrapredefinidodopargrafo">
+  <w:style w:type="character" w:default="1" w:styleId="DefaultParagraphFont">
     <w:name w:val="Default Paragraph Font"/>
     <w:uiPriority w:val="1"/>
     <w:semiHidden/>
     <w:unhideWhenUsed/>
   </w:style>
-  <w:style w:type="table" w:default="1" w:styleId="Tabelanormal">
+  <w:style w:type="table" w:default="1" w:styleId="TableNormal">
     <w:name w:val="Normal Table"/>
     <w:uiPriority w:val="99"/>
     <w:semiHidden/>
@@ -2436,13 +2375,13 @@
       </w:tblCellMar>
     </w:tblPr>
   </w:style>
-  <w:style w:type="numbering" w:default="1" w:styleId="Semlista">
+  <w:style w:type="numbering" w:default="1" w:styleId="NoList">
     <w:name w:val="No List"/>
     <w:uiPriority w:val="99"/>
     <w:semiHidden/>
     <w:unhideWhenUsed/>
   </w:style>
-  <w:style w:type="paragraph" w:styleId="PargrafodaLista">
+  <w:style w:type="paragraph" w:styleId="ListParagraph">
     <w:name w:val="List Paragraph"/>
     <w:basedOn w:val="Normal"/>
     <w:uiPriority w:val="34"/>
@@ -2453,9 +2392,9 @@
       <w:contextualSpacing/>
     </w:pPr>
   </w:style>
-  <w:style w:type="character" w:styleId="Hiperligao">
+  <w:style w:type="character" w:styleId="Hyperlink">
     <w:name w:val="Hyperlink"/>
-    <w:basedOn w:val="Tipodeletrapredefinidodopargrafo"/>
+    <w:basedOn w:val="DefaultParagraphFont"/>
     <w:uiPriority w:val="99"/>
     <w:unhideWhenUsed/>
     <w:rsid w:val="005C0D1E"/>
@@ -2464,9 +2403,9 @@
       <w:u w:val="single"/>
     </w:rPr>
   </w:style>
-  <w:style w:type="character" w:styleId="MenoNoResolvida">
+  <w:style w:type="character" w:styleId="UnresolvedMention">
     <w:name w:val="Unresolved Mention"/>
-    <w:basedOn w:val="Tipodeletrapredefinidodopargrafo"/>
+    <w:basedOn w:val="DefaultParagraphFont"/>
     <w:uiPriority w:val="99"/>
     <w:semiHidden/>
     <w:unhideWhenUsed/>
@@ -2476,9 +2415,9 @@
       <w:shd w:val="clear" w:color="auto" w:fill="E1DFDD"/>
     </w:rPr>
   </w:style>
-  <w:style w:type="character" w:styleId="Hiperligaovisitada">
+  <w:style w:type="character" w:styleId="FollowedHyperlink">
     <w:name w:val="FollowedHyperlink"/>
-    <w:basedOn w:val="Tipodeletrapredefinidodopargrafo"/>
+    <w:basedOn w:val="DefaultParagraphFont"/>
     <w:uiPriority w:val="99"/>
     <w:semiHidden/>
     <w:unhideWhenUsed/>
